--- a/BSUIR/semestre 5/BD/Сушко_381574_БД_ЛР11.docx
+++ b/BSUIR/semestre 5/BD/Сушко_381574_БД_ЛР11.docx
@@ -540,23 +540,7 @@
                 <w:rFonts w:cs="Times New Roman"/>
                 <w:szCs w:val="28"/>
               </w:rPr>
-              <w:t xml:space="preserve">оцент кафедры </w:t>
-            </w:r>
-            <w:proofErr w:type="spellStart"/>
-            <w:r>
-              <w:rPr>
-                <w:rFonts w:cs="Times New Roman"/>
-                <w:szCs w:val="28"/>
-              </w:rPr>
-              <w:t>ИСиТ</w:t>
-            </w:r>
-            <w:proofErr w:type="spellEnd"/>
-            <w:r>
-              <w:rPr>
-                <w:rFonts w:cs="Times New Roman"/>
-                <w:szCs w:val="28"/>
-              </w:rPr>
-              <w:t xml:space="preserve">, </w:t>
+              <w:t xml:space="preserve">оцент кафедры ИСиТ, </w:t>
             </w:r>
           </w:p>
           <w:p>
@@ -567,21 +551,12 @@
                 <w:szCs w:val="28"/>
               </w:rPr>
             </w:pPr>
-            <w:proofErr w:type="spellStart"/>
             <w:r>
               <w:rPr>
                 <w:rFonts w:cs="Times New Roman"/>
                 <w:szCs w:val="28"/>
               </w:rPr>
-              <w:t>к.п.н</w:t>
-            </w:r>
-            <w:proofErr w:type="spellEnd"/>
-            <w:r>
-              <w:rPr>
-                <w:rFonts w:cs="Times New Roman"/>
-                <w:szCs w:val="28"/>
-              </w:rPr>
-              <w:t>., доцент</w:t>
+              <w:t>к.п.н., доцент</w:t>
             </w:r>
           </w:p>
           <w:p>
@@ -592,21 +567,12 @@
                 <w:szCs w:val="28"/>
               </w:rPr>
             </w:pPr>
-            <w:proofErr w:type="spellStart"/>
             <w:r>
               <w:rPr>
                 <w:rFonts w:cs="Times New Roman"/>
                 <w:szCs w:val="28"/>
               </w:rPr>
-              <w:t>Кунцевич</w:t>
-            </w:r>
-            <w:proofErr w:type="spellEnd"/>
-            <w:r>
-              <w:rPr>
-                <w:rFonts w:cs="Times New Roman"/>
-                <w:szCs w:val="28"/>
-              </w:rPr>
-              <w:t xml:space="preserve"> О.Ю.</w:t>
+              <w:t>Кунцевич О.Ю.</w:t>
             </w:r>
           </w:p>
         </w:tc>
@@ -1652,7 +1618,6 @@
         </w:rPr>
         <w:t>_</w:t>
       </w:r>
-      <w:proofErr w:type="spellStart"/>
       <w:r>
         <w:rPr>
           <w:rFonts w:ascii="Cascadia Mono" w:hAnsi="Cascadia Mono" w:cs="Cascadia Mono"/>
@@ -1664,7 +1629,6 @@
         </w:rPr>
         <w:t>smth</w:t>
       </w:r>
-      <w:proofErr w:type="spellEnd"/>
     </w:p>
     <w:p>
       <w:pPr>
@@ -1700,21 +1664,8 @@
           <w:highlight w:val="white"/>
           <w:lang w:val="en-US"/>
         </w:rPr>
-        <w:t xml:space="preserve"> </w:t>
-      </w:r>
-      <w:proofErr w:type="spellStart"/>
-      <w:r>
-        <w:rPr>
-          <w:rFonts w:ascii="Cascadia Mono" w:hAnsi="Cascadia Mono" w:cs="Cascadia Mono"/>
-          <w:color w:val="000000"/>
-          <w:sz w:val="19"/>
-          <w:szCs w:val="19"/>
-          <w:highlight w:val="white"/>
-          <w:lang w:val="en-US"/>
-        </w:rPr>
-        <w:t>Show_smth_params</w:t>
-      </w:r>
-      <w:proofErr w:type="spellEnd"/>
+        <w:t xml:space="preserve"> Show_smth_params</w:t>
+      </w:r>
       <w:r>
         <w:rPr>
           <w:rFonts w:ascii="Cascadia Mono" w:hAnsi="Cascadia Mono" w:cs="Cascadia Mono"/>
@@ -1879,25 +1830,123 @@
           <w:highlight w:val="white"/>
           <w:lang w:val="en-US"/>
         </w:rPr>
+        <w:t xml:space="preserve"> Show_smth_params_out</w:t>
+      </w:r>
+      <w:r>
+        <w:rPr>
+          <w:rFonts w:ascii="Cascadia Mono" w:hAnsi="Cascadia Mono" w:cs="Cascadia Mono"/>
+          <w:color w:val="0000FF"/>
+          <w:sz w:val="19"/>
+          <w:szCs w:val="19"/>
+          <w:highlight w:val="white"/>
+          <w:lang w:val="en-US"/>
+        </w:rPr>
         <w:t xml:space="preserve"> </w:t>
       </w:r>
-      <w:proofErr w:type="spellStart"/>
-      <w:r>
-        <w:rPr>
-          <w:rFonts w:ascii="Cascadia Mono" w:hAnsi="Cascadia Mono" w:cs="Cascadia Mono"/>
-          <w:color w:val="000000"/>
-          <w:sz w:val="19"/>
-          <w:szCs w:val="19"/>
-          <w:highlight w:val="white"/>
-          <w:lang w:val="en-US"/>
-        </w:rPr>
-        <w:t>Show_smth_params_out</w:t>
-      </w:r>
-      <w:proofErr w:type="spellEnd"/>
-      <w:r>
-        <w:rPr>
-          <w:rFonts w:ascii="Cascadia Mono" w:hAnsi="Cascadia Mono" w:cs="Cascadia Mono"/>
-          <w:color w:val="0000FF"/>
+      <w:r>
+        <w:rPr>
+          <w:rFonts w:ascii="Cascadia Mono" w:hAnsi="Cascadia Mono" w:cs="Cascadia Mono"/>
+          <w:color w:val="000000"/>
+          <w:sz w:val="19"/>
+          <w:szCs w:val="19"/>
+          <w:highlight w:val="white"/>
+          <w:lang w:val="en-US"/>
+        </w:rPr>
+        <w:t>1005</w:t>
+      </w:r>
+      <w:r>
+        <w:rPr>
+          <w:rFonts w:ascii="Cascadia Mono" w:hAnsi="Cascadia Mono" w:cs="Cascadia Mono"/>
+          <w:color w:val="808080"/>
+          <w:sz w:val="19"/>
+          <w:szCs w:val="19"/>
+          <w:highlight w:val="white"/>
+          <w:lang w:val="en-US"/>
+        </w:rPr>
+        <w:t>,</w:t>
+      </w:r>
+      <w:r>
+        <w:rPr>
+          <w:rFonts w:ascii="Cascadia Mono" w:hAnsi="Cascadia Mono" w:cs="Cascadia Mono"/>
+          <w:color w:val="000000"/>
+          <w:sz w:val="19"/>
+          <w:szCs w:val="19"/>
+          <w:highlight w:val="white"/>
+          <w:lang w:val="en-US"/>
+        </w:rPr>
+        <w:t xml:space="preserve"> 1010</w:t>
+      </w:r>
+      <w:r>
+        <w:rPr>
+          <w:rFonts w:ascii="Cascadia Mono" w:hAnsi="Cascadia Mono" w:cs="Cascadia Mono"/>
+          <w:color w:val="808080"/>
+          <w:sz w:val="19"/>
+          <w:szCs w:val="19"/>
+          <w:highlight w:val="white"/>
+          <w:lang w:val="en-US"/>
+        </w:rPr>
+        <w:t>,</w:t>
+      </w:r>
+      <w:r>
+        <w:rPr>
+          <w:rFonts w:ascii="Cascadia Mono" w:hAnsi="Cascadia Mono" w:cs="Cascadia Mono"/>
+          <w:color w:val="000000"/>
+          <w:sz w:val="19"/>
+          <w:szCs w:val="19"/>
+          <w:highlight w:val="white"/>
+          <w:lang w:val="en-US"/>
+        </w:rPr>
+        <w:t xml:space="preserve"> @res </w:t>
+      </w:r>
+      <w:r>
+        <w:rPr>
+          <w:rFonts w:ascii="Cascadia Mono" w:hAnsi="Cascadia Mono" w:cs="Cascadia Mono"/>
+          <w:color w:val="0000FF"/>
+          <w:sz w:val="19"/>
+          <w:szCs w:val="19"/>
+          <w:highlight w:val="white"/>
+          <w:lang w:val="en-US"/>
+        </w:rPr>
+        <w:t>output</w:t>
+      </w:r>
+      <w:r>
+        <w:rPr>
+          <w:rFonts w:ascii="Cascadia Mono" w:hAnsi="Cascadia Mono" w:cs="Cascadia Mono"/>
+          <w:color w:val="808080"/>
+          <w:sz w:val="19"/>
+          <w:szCs w:val="19"/>
+          <w:highlight w:val="white"/>
+          <w:lang w:val="en-US"/>
+        </w:rPr>
+        <w:t>;</w:t>
+      </w:r>
+    </w:p>
+    <w:p>
+      <w:pPr>
+        <w:jc w:val="both"/>
+        <w:rPr>
+          <w:rFonts w:ascii="Cascadia Mono" w:hAnsi="Cascadia Mono" w:cs="Cascadia Mono"/>
+          <w:color w:val="808080"/>
+          <w:sz w:val="19"/>
+          <w:szCs w:val="19"/>
+          <w:lang w:val="en-US"/>
+        </w:rPr>
+      </w:pPr>
+      <w:r>
+        <w:rPr>
+          <w:rFonts w:ascii="Cascadia Mono" w:hAnsi="Cascadia Mono" w:cs="Cascadia Mono"/>
+          <w:color w:val="0000FF"/>
+          <w:sz w:val="19"/>
+          <w:szCs w:val="19"/>
+          <w:highlight w:val="white"/>
+          <w:lang w:val="en-US"/>
+        </w:rPr>
+        <w:t>Print</w:t>
+      </w:r>
+      <w:r>
+        <w:rPr>
+          <w:rFonts w:ascii="Cascadia Mono" w:hAnsi="Cascadia Mono" w:cs="Cascadia Mono"/>
+          <w:color w:val="000000"/>
           <w:sz w:val="19"/>
           <w:szCs w:val="19"/>
           <w:highlight w:val="white"/>
@@ -1908,148 +1957,13 @@
       <w:r>
         <w:rPr>
           <w:rFonts w:ascii="Cascadia Mono" w:hAnsi="Cascadia Mono" w:cs="Cascadia Mono"/>
-          <w:color w:val="000000"/>
-          <w:sz w:val="19"/>
-          <w:szCs w:val="19"/>
-          <w:highlight w:val="white"/>
-          <w:lang w:val="en-US"/>
-        </w:rPr>
-        <w:t>1005</w:t>
-      </w:r>
-      <w:r>
-        <w:rPr>
-          <w:rFonts w:ascii="Cascadia Mono" w:hAnsi="Cascadia Mono" w:cs="Cascadia Mono"/>
-          <w:color w:val="808080"/>
-          <w:sz w:val="19"/>
-          <w:szCs w:val="19"/>
-          <w:highlight w:val="white"/>
-          <w:lang w:val="en-US"/>
-        </w:rPr>
-        <w:t>,</w:t>
-      </w:r>
-      <w:r>
-        <w:rPr>
-          <w:rFonts w:ascii="Cascadia Mono" w:hAnsi="Cascadia Mono" w:cs="Cascadia Mono"/>
-          <w:color w:val="000000"/>
-          <w:sz w:val="19"/>
-          <w:szCs w:val="19"/>
-          <w:highlight w:val="white"/>
-          <w:lang w:val="en-US"/>
-        </w:rPr>
-        <w:t xml:space="preserve"> 1010</w:t>
-      </w:r>
-      <w:r>
-        <w:rPr>
-          <w:rFonts w:ascii="Cascadia Mono" w:hAnsi="Cascadia Mono" w:cs="Cascadia Mono"/>
-          <w:color w:val="808080"/>
-          <w:sz w:val="19"/>
-          <w:szCs w:val="19"/>
-          <w:highlight w:val="white"/>
-          <w:lang w:val="en-US"/>
-        </w:rPr>
-        <w:t>,</w:t>
-      </w:r>
-      <w:r>
-        <w:rPr>
-          <w:rFonts w:ascii="Cascadia Mono" w:hAnsi="Cascadia Mono" w:cs="Cascadia Mono"/>
-          <w:color w:val="000000"/>
-          <w:sz w:val="19"/>
-          <w:szCs w:val="19"/>
-          <w:highlight w:val="white"/>
-          <w:lang w:val="en-US"/>
-        </w:rPr>
-        <w:t xml:space="preserve"> @res </w:t>
-      </w:r>
-      <w:r>
-        <w:rPr>
-          <w:rFonts w:ascii="Cascadia Mono" w:hAnsi="Cascadia Mono" w:cs="Cascadia Mono"/>
-          <w:color w:val="0000FF"/>
-          <w:sz w:val="19"/>
-          <w:szCs w:val="19"/>
-          <w:highlight w:val="white"/>
-          <w:lang w:val="en-US"/>
-        </w:rPr>
-        <w:t>output</w:t>
-      </w:r>
-      <w:r>
-        <w:rPr>
-          <w:rFonts w:ascii="Cascadia Mono" w:hAnsi="Cascadia Mono" w:cs="Cascadia Mono"/>
-          <w:color w:val="808080"/>
-          <w:sz w:val="19"/>
-          <w:szCs w:val="19"/>
-          <w:highlight w:val="white"/>
-          <w:lang w:val="en-US"/>
-        </w:rPr>
-        <w:t>;</w:t>
-      </w:r>
-    </w:p>
-    <w:p>
-      <w:pPr>
-        <w:jc w:val="both"/>
-        <w:rPr>
-          <w:rFonts w:ascii="Cascadia Mono" w:hAnsi="Cascadia Mono" w:cs="Cascadia Mono"/>
-          <w:color w:val="808080"/>
-          <w:sz w:val="19"/>
-          <w:szCs w:val="19"/>
-          <w:lang w:val="en-US"/>
-        </w:rPr>
-      </w:pPr>
-      <w:r>
-        <w:rPr>
-          <w:rFonts w:ascii="Cascadia Mono" w:hAnsi="Cascadia Mono" w:cs="Cascadia Mono"/>
-          <w:color w:val="0000FF"/>
-          <w:sz w:val="19"/>
-          <w:szCs w:val="19"/>
-          <w:highlight w:val="white"/>
-          <w:lang w:val="en-US"/>
-        </w:rPr>
-        <w:t>Print</w:t>
-      </w:r>
-      <w:r>
-        <w:rPr>
-          <w:rFonts w:ascii="Cascadia Mono" w:hAnsi="Cascadia Mono" w:cs="Cascadia Mono"/>
-          <w:color w:val="000000"/>
-          <w:sz w:val="19"/>
-          <w:szCs w:val="19"/>
-          <w:highlight w:val="white"/>
-          <w:lang w:val="en-US"/>
-        </w:rPr>
-        <w:t xml:space="preserve"> </w:t>
-      </w:r>
-      <w:r>
-        <w:rPr>
-          <w:rFonts w:ascii="Cascadia Mono" w:hAnsi="Cascadia Mono" w:cs="Cascadia Mono"/>
           <w:color w:val="FF0000"/>
           <w:sz w:val="19"/>
           <w:szCs w:val="19"/>
           <w:highlight w:val="white"/>
           <w:lang w:val="en-US"/>
         </w:rPr>
-        <w:t>'</w:t>
-      </w:r>
-      <w:proofErr w:type="spellStart"/>
-      <w:r>
-        <w:rPr>
-          <w:rFonts w:ascii="Cascadia Mono" w:hAnsi="Cascadia Mono" w:cs="Cascadia Mono"/>
-          <w:color w:val="FF0000"/>
-          <w:sz w:val="19"/>
-          <w:szCs w:val="19"/>
-          <w:highlight w:val="white"/>
-          <w:lang w:val="en-US"/>
-        </w:rPr>
-        <w:t>Finded</w:t>
-      </w:r>
-      <w:proofErr w:type="spellEnd"/>
-      <w:r>
-        <w:rPr>
-          <w:rFonts w:ascii="Cascadia Mono" w:hAnsi="Cascadia Mono" w:cs="Cascadia Mono"/>
-          <w:color w:val="FF0000"/>
-          <w:sz w:val="19"/>
-          <w:szCs w:val="19"/>
-          <w:highlight w:val="white"/>
-          <w:lang w:val="en-US"/>
-        </w:rPr>
-        <w:t xml:space="preserve"> '</w:t>
+        <w:t>'Finded '</w:t>
       </w:r>
       <w:r>
         <w:rPr>
@@ -2576,7 +2490,6 @@
           <w:lang w:val="en-US"/>
         </w:rPr>
       </w:pPr>
-      <w:proofErr w:type="spellStart"/>
       <w:r>
         <w:rPr>
           <w:rFonts w:ascii="Cascadia Mono" w:hAnsi="Cascadia Mono" w:cs="Cascadia Mono"/>
@@ -2588,7 +2501,6 @@
         </w:rPr>
         <w:t>Trig_NotInsertUpdate_Locations</w:t>
       </w:r>
-      <w:proofErr w:type="spellEnd"/>
     </w:p>
     <w:p>
       <w:pPr>
@@ -2624,31 +2536,7 @@
           <w:highlight w:val="white"/>
           <w:lang w:val="en-US"/>
         </w:rPr>
-        <w:t xml:space="preserve"> [</w:t>
-      </w:r>
-      <w:proofErr w:type="spellStart"/>
-      <w:r>
-        <w:rPr>
-          <w:rFonts w:ascii="Cascadia Mono" w:hAnsi="Cascadia Mono" w:cs="Cascadia Mono"/>
-          <w:color w:val="000000"/>
-          <w:sz w:val="19"/>
-          <w:szCs w:val="19"/>
-          <w:highlight w:val="white"/>
-          <w:lang w:val="en-US"/>
-        </w:rPr>
-        <w:t>dbo</w:t>
-      </w:r>
-      <w:proofErr w:type="spellEnd"/>
-      <w:r>
-        <w:rPr>
-          <w:rFonts w:ascii="Cascadia Mono" w:hAnsi="Cascadia Mono" w:cs="Cascadia Mono"/>
-          <w:color w:val="000000"/>
-          <w:sz w:val="19"/>
-          <w:szCs w:val="19"/>
-          <w:highlight w:val="white"/>
-          <w:lang w:val="en-US"/>
-        </w:rPr>
-        <w:t>]</w:t>
+        <w:t xml:space="preserve"> [dbo]</w:t>
       </w:r>
       <w:r>
         <w:rPr>
@@ -2932,19 +2820,7 @@
           <w:highlight w:val="white"/>
           <w:lang w:val="en-US"/>
         </w:rPr>
-        <w:t xml:space="preserve"> </w:t>
-      </w:r>
-      <w:proofErr w:type="spellStart"/>
-      <w:r>
-        <w:rPr>
-          <w:rFonts w:ascii="Cascadia Mono" w:hAnsi="Cascadia Mono" w:cs="Cascadia Mono"/>
-          <w:color w:val="000000"/>
-          <w:sz w:val="19"/>
-          <w:szCs w:val="19"/>
-          <w:highlight w:val="white"/>
-          <w:lang w:val="en-US"/>
-        </w:rPr>
-        <w:t>L</w:t>
+        <w:t xml:space="preserve"> L</w:t>
       </w:r>
       <w:r>
         <w:rPr>
@@ -2968,7 +2844,6 @@
         </w:rPr>
         <w:t>room</w:t>
       </w:r>
-      <w:proofErr w:type="spellEnd"/>
     </w:p>
     <w:p>
       <w:pPr>
@@ -3015,31 +2890,7 @@
           <w:highlight w:val="white"/>
           <w:lang w:val="en-US"/>
         </w:rPr>
-        <w:t xml:space="preserve"> [</w:t>
-      </w:r>
-      <w:proofErr w:type="spellStart"/>
-      <w:r>
-        <w:rPr>
-          <w:rFonts w:ascii="Cascadia Mono" w:hAnsi="Cascadia Mono" w:cs="Cascadia Mono"/>
-          <w:color w:val="000000"/>
-          <w:sz w:val="19"/>
-          <w:szCs w:val="19"/>
-          <w:highlight w:val="white"/>
-          <w:lang w:val="en-US"/>
-        </w:rPr>
-        <w:t>dbo</w:t>
-      </w:r>
-      <w:proofErr w:type="spellEnd"/>
-      <w:r>
-        <w:rPr>
-          <w:rFonts w:ascii="Cascadia Mono" w:hAnsi="Cascadia Mono" w:cs="Cascadia Mono"/>
-          <w:color w:val="000000"/>
-          <w:sz w:val="19"/>
-          <w:szCs w:val="19"/>
-          <w:highlight w:val="white"/>
-          <w:lang w:val="en-US"/>
-        </w:rPr>
-        <w:t>]</w:t>
+        <w:t xml:space="preserve"> [dbo]</w:t>
       </w:r>
       <w:r>
         <w:rPr>
@@ -3598,7 +3449,6 @@
         </w:rPr>
         <w:tab/>
       </w:r>
-      <w:proofErr w:type="spellStart"/>
       <w:r>
         <w:rPr>
           <w:rFonts w:ascii="Cascadia Mono" w:hAnsi="Cascadia Mono" w:cs="Cascadia Mono"/>
@@ -3609,7 +3459,6 @@
         </w:rPr>
         <w:t>End</w:t>
       </w:r>
-      <w:proofErr w:type="spellEnd"/>
     </w:p>
     <w:p>
       <w:pPr>
@@ -3869,21 +3718,8 @@
           <w:highlight w:val="white"/>
           <w:lang w:val="en-US"/>
         </w:rPr>
-        <w:t xml:space="preserve"> </w:t>
-      </w:r>
-      <w:proofErr w:type="spellStart"/>
-      <w:r>
-        <w:rPr>
-          <w:rFonts w:ascii="Cascadia Mono" w:hAnsi="Cascadia Mono" w:cs="Cascadia Mono"/>
-          <w:color w:val="000000"/>
-          <w:sz w:val="19"/>
-          <w:szCs w:val="19"/>
-          <w:highlight w:val="white"/>
-          <w:lang w:val="en-US"/>
-        </w:rPr>
-        <w:t>Trig_delete</w:t>
-      </w:r>
-      <w:proofErr w:type="spellEnd"/>
+        <w:t xml:space="preserve"> Trig_delete</w:t>
+      </w:r>
     </w:p>
     <w:p>
       <w:pPr>
@@ -3919,31 +3755,7 @@
           <w:highlight w:val="white"/>
           <w:lang w:val="en-US"/>
         </w:rPr>
-        <w:t xml:space="preserve"> [</w:t>
-      </w:r>
-      <w:proofErr w:type="spellStart"/>
-      <w:r>
-        <w:rPr>
-          <w:rFonts w:ascii="Cascadia Mono" w:hAnsi="Cascadia Mono" w:cs="Cascadia Mono"/>
-          <w:color w:val="000000"/>
-          <w:sz w:val="19"/>
-          <w:szCs w:val="19"/>
-          <w:highlight w:val="white"/>
-          <w:lang w:val="en-US"/>
-        </w:rPr>
-        <w:t>dbo</w:t>
-      </w:r>
-      <w:proofErr w:type="spellEnd"/>
-      <w:r>
-        <w:rPr>
-          <w:rFonts w:ascii="Cascadia Mono" w:hAnsi="Cascadia Mono" w:cs="Cascadia Mono"/>
-          <w:color w:val="000000"/>
-          <w:sz w:val="19"/>
-          <w:szCs w:val="19"/>
-          <w:highlight w:val="white"/>
-          <w:lang w:val="en-US"/>
-        </w:rPr>
-        <w:t>]</w:t>
+        <w:t xml:space="preserve"> [dbo]</w:t>
       </w:r>
       <w:r>
         <w:rPr>
@@ -4302,7 +4114,6 @@
         </w:rPr>
         <w:tab/>
       </w:r>
-      <w:proofErr w:type="spellStart"/>
       <w:r>
         <w:rPr>
           <w:rFonts w:ascii="Cascadia Mono" w:hAnsi="Cascadia Mono" w:cs="Cascadia Mono"/>
@@ -4314,7 +4125,6 @@
         </w:rPr>
         <w:t>Raiserror</w:t>
       </w:r>
-      <w:proofErr w:type="spellEnd"/>
       <w:r>
         <w:rPr>
           <w:rFonts w:ascii="Cascadia Mono" w:hAnsi="Cascadia Mono" w:cs="Cascadia Mono"/>
@@ -4354,26 +4164,6 @@
           <w:highlight w:val="white"/>
         </w:rPr>
         <w:t>Удаление</w:t>
-      </w:r>
-      <w:r>
-        <w:rPr>
-          <w:rFonts w:ascii="Cascadia Mono" w:hAnsi="Cascadia Mono" w:cs="Cascadia Mono"/>
-          <w:color w:val="FF0000"/>
-          <w:sz w:val="19"/>
-          <w:szCs w:val="19"/>
-          <w:highlight w:val="white"/>
-        </w:rPr>
-        <w:t xml:space="preserve"> </w:t>
-      </w:r>
-      <w:r>
-        <w:rPr>
-          <w:rFonts w:ascii="Cascadia Mono" w:hAnsi="Cascadia Mono" w:cs="Cascadia Mono"/>
-          <w:color w:val="FF0000"/>
-          <w:sz w:val="19"/>
-          <w:szCs w:val="19"/>
-          <w:highlight w:val="white"/>
-        </w:rPr>
-        <w:t>в</w:t>
       </w:r>
       <w:r>
         <w:rPr>
@@ -4860,21 +4650,8 @@
           <w:highlight w:val="white"/>
           <w:lang w:val="en-US"/>
         </w:rPr>
-        <w:t xml:space="preserve"> </w:t>
-      </w:r>
-      <w:proofErr w:type="spellStart"/>
-      <w:r>
-        <w:rPr>
-          <w:rFonts w:ascii="Cascadia Mono" w:hAnsi="Cascadia Mono" w:cs="Cascadia Mono"/>
-          <w:color w:val="000000"/>
-          <w:sz w:val="19"/>
-          <w:szCs w:val="19"/>
-          <w:highlight w:val="white"/>
-          <w:lang w:val="en-US"/>
-        </w:rPr>
-        <w:t>Trig_NotInsertUpdate_Locations</w:t>
-      </w:r>
-      <w:proofErr w:type="spellEnd"/>
+        <w:t xml:space="preserve"> Trig_NotInsertUpdate_Locations</w:t>
+      </w:r>
     </w:p>
     <w:p>
       <w:pPr>
@@ -5134,21 +4911,8 @@
           <w:highlight w:val="white"/>
           <w:lang w:val="en-US"/>
         </w:rPr>
-        <w:t xml:space="preserve"> </w:t>
-      </w:r>
-      <w:proofErr w:type="spellStart"/>
-      <w:r>
-        <w:rPr>
-          <w:rFonts w:ascii="Cascadia Mono" w:hAnsi="Cascadia Mono" w:cs="Cascadia Mono"/>
-          <w:color w:val="000000"/>
-          <w:sz w:val="19"/>
-          <w:szCs w:val="19"/>
-          <w:highlight w:val="white"/>
-          <w:lang w:val="en-US"/>
-        </w:rPr>
-        <w:t>Count_of_smth</w:t>
-      </w:r>
-      <w:proofErr w:type="spellEnd"/>
+        <w:t xml:space="preserve"> Count_of_smth</w:t>
+      </w:r>
       <w:r>
         <w:rPr>
           <w:rFonts w:ascii="Cascadia Mono" w:hAnsi="Cascadia Mono" w:cs="Cascadia Mono"/>
@@ -6253,21 +6017,8 @@
           <w:highlight w:val="white"/>
           <w:lang w:val="en-US"/>
         </w:rPr>
-        <w:t xml:space="preserve"> </w:t>
-      </w:r>
-      <w:proofErr w:type="spellStart"/>
-      <w:r>
-        <w:rPr>
-          <w:rFonts w:ascii="Cascadia Mono" w:hAnsi="Cascadia Mono" w:cs="Cascadia Mono"/>
-          <w:color w:val="000000"/>
-          <w:sz w:val="19"/>
-          <w:szCs w:val="19"/>
-          <w:highlight w:val="white"/>
-          <w:lang w:val="en-US"/>
-        </w:rPr>
-        <w:t>Authors_info</w:t>
-      </w:r>
-      <w:proofErr w:type="spellEnd"/>
+        <w:t xml:space="preserve"> Authors_info</w:t>
+      </w:r>
     </w:p>
     <w:p>
       <w:pPr>
@@ -6386,21 +6137,8 @@
           <w:highlight w:val="white"/>
           <w:lang w:val="en-US"/>
         </w:rPr>
-        <w:t xml:space="preserve"> </w:t>
-      </w:r>
-      <w:proofErr w:type="spellStart"/>
-      <w:r>
-        <w:rPr>
-          <w:rFonts w:ascii="Cascadia Mono" w:hAnsi="Cascadia Mono" w:cs="Cascadia Mono"/>
-          <w:color w:val="000000"/>
-          <w:sz w:val="19"/>
-          <w:szCs w:val="19"/>
-          <w:highlight w:val="white"/>
-          <w:lang w:val="en-US"/>
-        </w:rPr>
-        <w:t>Count_of_MIN</w:t>
-      </w:r>
-      <w:proofErr w:type="spellEnd"/>
+        <w:t xml:space="preserve"> Count_of_MIN</w:t>
+      </w:r>
       <w:r>
         <w:rPr>
           <w:rFonts w:ascii="Cascadia Mono" w:hAnsi="Cascadia Mono" w:cs="Cascadia Mono"/>
@@ -6858,21 +6596,8 @@
           <w:highlight w:val="white"/>
           <w:lang w:val="en-US"/>
         </w:rPr>
-        <w:t xml:space="preserve"> </w:t>
-      </w:r>
-      <w:proofErr w:type="spellStart"/>
-      <w:r>
-        <w:rPr>
-          <w:rFonts w:ascii="Cascadia Mono" w:hAnsi="Cascadia Mono" w:cs="Cascadia Mono"/>
-          <w:color w:val="000000"/>
-          <w:sz w:val="19"/>
-          <w:szCs w:val="19"/>
-          <w:highlight w:val="white"/>
-          <w:lang w:val="en-US"/>
-        </w:rPr>
-        <w:t>Authors_info</w:t>
-      </w:r>
-      <w:proofErr w:type="spellEnd"/>
+        <w:t xml:space="preserve"> Authors_info</w:t>
+      </w:r>
       <w:r>
         <w:rPr>
           <w:rFonts w:ascii="Cascadia Mono" w:hAnsi="Cascadia Mono" w:cs="Cascadia Mono"/>
@@ -7072,31 +6797,7 @@
           <w:highlight w:val="white"/>
           <w:lang w:val="en-US"/>
         </w:rPr>
-        <w:t xml:space="preserve"> </w:t>
-      </w:r>
-      <w:proofErr w:type="spellStart"/>
-      <w:r>
-        <w:rPr>
-          <w:rFonts w:ascii="Cascadia Mono" w:hAnsi="Cascadia Mono" w:cs="Cascadia Mono"/>
-          <w:color w:val="000000"/>
-          <w:sz w:val="19"/>
-          <w:szCs w:val="19"/>
-          <w:highlight w:val="white"/>
-          <w:lang w:val="en-US"/>
-        </w:rPr>
-        <w:t>Authors_info</w:t>
-      </w:r>
-      <w:proofErr w:type="spellEnd"/>
-      <w:r>
-        <w:rPr>
-          <w:rFonts w:ascii="Cascadia Mono" w:hAnsi="Cascadia Mono" w:cs="Cascadia Mono"/>
-          <w:color w:val="000000"/>
-          <w:sz w:val="19"/>
-          <w:szCs w:val="19"/>
-          <w:highlight w:val="white"/>
-          <w:lang w:val="en-US"/>
-        </w:rPr>
-        <w:t xml:space="preserve"> </w:t>
+        <w:t xml:space="preserve"> Authors_info </w:t>
       </w:r>
       <w:r>
         <w:rPr>
@@ -7337,31 +7038,7 @@
           <w:highlight w:val="white"/>
           <w:lang w:val="en-US"/>
         </w:rPr>
-        <w:t xml:space="preserve"> [</w:t>
-      </w:r>
-      <w:proofErr w:type="spellStart"/>
-      <w:r>
-        <w:rPr>
-          <w:rFonts w:ascii="Cascadia Mono" w:hAnsi="Cascadia Mono" w:cs="Cascadia Mono"/>
-          <w:color w:val="000000"/>
-          <w:sz w:val="19"/>
-          <w:szCs w:val="19"/>
-          <w:highlight w:val="white"/>
-          <w:lang w:val="en-US"/>
-        </w:rPr>
-        <w:t>dbo</w:t>
-      </w:r>
-      <w:proofErr w:type="spellEnd"/>
-      <w:r>
-        <w:rPr>
-          <w:rFonts w:ascii="Cascadia Mono" w:hAnsi="Cascadia Mono" w:cs="Cascadia Mono"/>
-          <w:color w:val="000000"/>
-          <w:sz w:val="19"/>
-          <w:szCs w:val="19"/>
-          <w:highlight w:val="white"/>
-          <w:lang w:val="en-US"/>
-        </w:rPr>
-        <w:t>]</w:t>
+        <w:t xml:space="preserve"> [dbo]</w:t>
       </w:r>
       <w:r>
         <w:rPr>
@@ -7383,31 +7060,7 @@
           <w:highlight w:val="white"/>
           <w:lang w:val="en-US"/>
         </w:rPr>
-        <w:t>[</w:t>
-      </w:r>
-      <w:proofErr w:type="spellStart"/>
-      <w:r>
-        <w:rPr>
-          <w:rFonts w:ascii="Cascadia Mono" w:hAnsi="Cascadia Mono" w:cs="Cascadia Mono"/>
-          <w:color w:val="000000"/>
-          <w:sz w:val="19"/>
-          <w:szCs w:val="19"/>
-          <w:highlight w:val="white"/>
-          <w:lang w:val="en-US"/>
-        </w:rPr>
-        <w:t>Count_of_AVG_smth</w:t>
-      </w:r>
-      <w:proofErr w:type="spellEnd"/>
-      <w:r>
-        <w:rPr>
-          <w:rFonts w:ascii="Cascadia Mono" w:hAnsi="Cascadia Mono" w:cs="Cascadia Mono"/>
-          <w:color w:val="000000"/>
-          <w:sz w:val="19"/>
-          <w:szCs w:val="19"/>
-          <w:highlight w:val="white"/>
-          <w:lang w:val="en-US"/>
-        </w:rPr>
-        <w:t>]</w:t>
+        <w:t>[Count_of_AVG_smth]</w:t>
       </w:r>
       <w:r>
         <w:rPr>
@@ -7943,21 +7596,8 @@
           <w:highlight w:val="white"/>
           <w:lang w:val="en-US"/>
         </w:rPr>
-        <w:t xml:space="preserve"> </w:t>
-      </w:r>
-      <w:proofErr w:type="spellStart"/>
-      <w:r>
-        <w:rPr>
-          <w:rFonts w:ascii="Cascadia Mono" w:hAnsi="Cascadia Mono" w:cs="Cascadia Mono"/>
-          <w:color w:val="000000"/>
-          <w:sz w:val="19"/>
-          <w:szCs w:val="19"/>
-          <w:highlight w:val="white"/>
-          <w:lang w:val="en-US"/>
-        </w:rPr>
-        <w:t>Authors_info</w:t>
-      </w:r>
-      <w:proofErr w:type="spellEnd"/>
+        <w:t xml:space="preserve"> Authors_info</w:t>
+      </w:r>
       <w:r>
         <w:rPr>
           <w:rFonts w:ascii="Cascadia Mono" w:hAnsi="Cascadia Mono" w:cs="Cascadia Mono"/>
@@ -8172,31 +7812,7 @@
           <w:highlight w:val="white"/>
           <w:lang w:val="en-US"/>
         </w:rPr>
-        <w:t xml:space="preserve"> </w:t>
-      </w:r>
-      <w:proofErr w:type="spellStart"/>
-      <w:r>
-        <w:rPr>
-          <w:rFonts w:ascii="Cascadia Mono" w:hAnsi="Cascadia Mono" w:cs="Cascadia Mono"/>
-          <w:color w:val="000000"/>
-          <w:sz w:val="19"/>
-          <w:szCs w:val="19"/>
-          <w:highlight w:val="white"/>
-          <w:lang w:val="en-US"/>
-        </w:rPr>
-        <w:t>Authors_info</w:t>
-      </w:r>
-      <w:proofErr w:type="spellEnd"/>
-      <w:r>
-        <w:rPr>
-          <w:rFonts w:ascii="Cascadia Mono" w:hAnsi="Cascadia Mono" w:cs="Cascadia Mono"/>
-          <w:color w:val="000000"/>
-          <w:sz w:val="19"/>
-          <w:szCs w:val="19"/>
-          <w:highlight w:val="white"/>
-          <w:lang w:val="en-US"/>
-        </w:rPr>
-        <w:t xml:space="preserve"> </w:t>
+        <w:t xml:space="preserve"> Authors_info </w:t>
       </w:r>
       <w:r>
         <w:rPr>
@@ -8279,7 +7895,6 @@
         <w:lastRenderedPageBreak/>
         <w:tab/>
       </w:r>
-      <w:proofErr w:type="spellStart"/>
       <w:r>
         <w:rPr>
           <w:rFonts w:ascii="Cascadia Mono" w:hAnsi="Cascadia Mono" w:cs="Cascadia Mono"/>
@@ -8290,7 +7905,6 @@
         </w:rPr>
         <w:t>Return</w:t>
       </w:r>
-      <w:proofErr w:type="spellEnd"/>
       <w:r>
         <w:rPr>
           <w:rFonts w:ascii="Cascadia Mono" w:hAnsi="Cascadia Mono" w:cs="Cascadia Mono"/>
@@ -8728,19 +8342,20 @@
           <w:szCs w:val="28"/>
           <w:lang w:eastAsia="ru-RU"/>
         </w:rPr>
-        <w:t xml:space="preserve">1. </w:t>
-      </w:r>
-      <w:proofErr w:type="spellStart"/>
-      <w:r>
+        <w:t>1. Оскерко, В. С. Технологии баз данных и знаний : учеб. пособие / В. С. Оскерко, З. В. Пунчик. – Минск : БГЭУ, 2015. – 215 с.</w:t>
+      </w:r>
+    </w:p>
+    <w:p>
+      <w:pPr>
+        <w:spacing w:before="120" w:after="120" w:line="250" w:lineRule="atLeast"/>
+        <w:jc w:val="both"/>
         <w:rPr>
           <w:rFonts w:eastAsia="Times New Roman" w:cs="Times New Roman"/>
           <w:color w:val="000000"/>
           <w:szCs w:val="28"/>
           <w:lang w:eastAsia="ru-RU"/>
         </w:rPr>
-        <w:t>Оскерко</w:t>
-      </w:r>
-      <w:proofErr w:type="spellEnd"/>
+      </w:pPr>
       <w:r>
         <w:rPr>
           <w:rFonts w:eastAsia="Times New Roman" w:cs="Times New Roman"/>
@@ -8748,9 +8363,8 @@
           <w:szCs w:val="28"/>
           <w:lang w:eastAsia="ru-RU"/>
         </w:rPr>
-        <w:t xml:space="preserve">, В. С. Технологии баз данных и знаний : учеб. пособие / В. С. </w:t>
-      </w:r>
-      <w:proofErr w:type="spellStart"/>
+        <w:t>2. Куликов, С. C. Реляционные базы данных в примерах: практическое пособие для программистов и тестировщиков / С. С. Куликов. – Минск : Четыре</w:t>
+      </w:r>
       <w:r>
         <w:rPr>
           <w:rFonts w:eastAsia="Times New Roman" w:cs="Times New Roman"/>
@@ -8758,9 +8372,8 @@
           <w:szCs w:val="28"/>
           <w:lang w:eastAsia="ru-RU"/>
         </w:rPr>
-        <w:t>Оскерко</w:t>
-      </w:r>
-      <w:proofErr w:type="spellEnd"/>
+        <w:t xml:space="preserve"> </w:t>
+      </w:r>
       <w:r>
         <w:rPr>
           <w:rFonts w:eastAsia="Times New Roman" w:cs="Times New Roman"/>
@@ -8768,19 +8381,20 @@
           <w:szCs w:val="28"/>
           <w:lang w:eastAsia="ru-RU"/>
         </w:rPr>
-        <w:t xml:space="preserve">, З. В. </w:t>
-      </w:r>
-      <w:proofErr w:type="spellStart"/>
-      <w:r>
+        <w:t>четверти, 2020. – 424 с.</w:t>
+      </w:r>
+    </w:p>
+    <w:p>
+      <w:pPr>
+        <w:spacing w:before="120" w:after="120" w:line="250" w:lineRule="atLeast"/>
+        <w:jc w:val="both"/>
         <w:rPr>
           <w:rFonts w:eastAsia="Times New Roman" w:cs="Times New Roman"/>
           <w:color w:val="000000"/>
           <w:szCs w:val="28"/>
           <w:lang w:eastAsia="ru-RU"/>
         </w:rPr>
-        <w:t>Пунчик</w:t>
-      </w:r>
-      <w:proofErr w:type="spellEnd"/>
+      </w:pPr>
       <w:r>
         <w:rPr>
           <w:rFonts w:eastAsia="Times New Roman" w:cs="Times New Roman"/>
@@ -8788,20 +8402,17 @@
           <w:szCs w:val="28"/>
           <w:lang w:eastAsia="ru-RU"/>
         </w:rPr>
-        <w:t>. – Минск : БГЭУ, 2015. – 215 с.</w:t>
-      </w:r>
-    </w:p>
-    <w:p>
-      <w:pPr>
-        <w:spacing w:before="120" w:after="120" w:line="250" w:lineRule="atLeast"/>
-        <w:jc w:val="both"/>
+        <w:t>3.</w:t>
+      </w:r>
+      <w:r>
         <w:rPr>
           <w:rFonts w:eastAsia="Times New Roman" w:cs="Times New Roman"/>
           <w:color w:val="000000"/>
           <w:szCs w:val="28"/>
           <w:lang w:eastAsia="ru-RU"/>
         </w:rPr>
-      </w:pPr>
+        <w:t xml:space="preserve"> </w:t>
+      </w:r>
       <w:r>
         <w:rPr>
           <w:rFonts w:eastAsia="Times New Roman" w:cs="Times New Roman"/>
@@ -8809,84 +8420,7 @@
           <w:szCs w:val="28"/>
           <w:lang w:eastAsia="ru-RU"/>
         </w:rPr>
-        <w:t>2. Куликов, С. C. Реляционные базы данных в примерах: практическое пособие для программистов и тестировщиков / С. С. Куликов. – Минск : Четыре</w:t>
-      </w:r>
-      <w:r>
-        <w:rPr>
-          <w:rFonts w:eastAsia="Times New Roman" w:cs="Times New Roman"/>
-          <w:color w:val="000000"/>
-          <w:szCs w:val="28"/>
-          <w:lang w:eastAsia="ru-RU"/>
-        </w:rPr>
-        <w:t xml:space="preserve"> </w:t>
-      </w:r>
-      <w:r>
-        <w:rPr>
-          <w:rFonts w:eastAsia="Times New Roman" w:cs="Times New Roman"/>
-          <w:color w:val="000000"/>
-          <w:szCs w:val="28"/>
-          <w:lang w:eastAsia="ru-RU"/>
-        </w:rPr>
-        <w:t>четверти, 2020. – 424 с.</w:t>
-      </w:r>
-    </w:p>
-    <w:p>
-      <w:pPr>
-        <w:spacing w:before="120" w:after="120" w:line="250" w:lineRule="atLeast"/>
-        <w:jc w:val="both"/>
-        <w:rPr>
-          <w:rFonts w:eastAsia="Times New Roman" w:cs="Times New Roman"/>
-          <w:color w:val="000000"/>
-          <w:szCs w:val="28"/>
-          <w:lang w:eastAsia="ru-RU"/>
-        </w:rPr>
-      </w:pPr>
-      <w:r>
-        <w:rPr>
-          <w:rFonts w:eastAsia="Times New Roman" w:cs="Times New Roman"/>
-          <w:color w:val="000000"/>
-          <w:szCs w:val="28"/>
-          <w:lang w:eastAsia="ru-RU"/>
-        </w:rPr>
-        <w:t>3.</w:t>
-      </w:r>
-      <w:r>
-        <w:rPr>
-          <w:rFonts w:eastAsia="Times New Roman" w:cs="Times New Roman"/>
-          <w:color w:val="000000"/>
-          <w:szCs w:val="28"/>
-          <w:lang w:eastAsia="ru-RU"/>
-        </w:rPr>
-        <w:t xml:space="preserve"> </w:t>
-      </w:r>
-      <w:r>
-        <w:rPr>
-          <w:rFonts w:eastAsia="Times New Roman" w:cs="Times New Roman"/>
-          <w:color w:val="000000"/>
-          <w:szCs w:val="28"/>
-          <w:lang w:eastAsia="ru-RU"/>
-        </w:rPr>
-        <w:t xml:space="preserve">Документация по </w:t>
-      </w:r>
-      <w:proofErr w:type="spellStart"/>
-      <w:r>
-        <w:rPr>
-          <w:rFonts w:eastAsia="Times New Roman" w:cs="Times New Roman"/>
-          <w:color w:val="000000"/>
-          <w:szCs w:val="28"/>
-          <w:lang w:eastAsia="ru-RU"/>
-        </w:rPr>
-        <w:t>Microsoft</w:t>
-      </w:r>
-      <w:proofErr w:type="spellEnd"/>
-      <w:r>
-        <w:rPr>
-          <w:rFonts w:eastAsia="Times New Roman" w:cs="Times New Roman"/>
-          <w:color w:val="000000"/>
-          <w:szCs w:val="28"/>
-          <w:lang w:eastAsia="ru-RU"/>
-        </w:rPr>
-        <w:t xml:space="preserve"> SQL [Электронный ресурс]. – 2022. – Режим доступа : https://docs.microsoft.com/ru-ru/sql/?view=sql-server-ver15.</w:t>
+        <w:t>Документация по Microsoft SQL [Электронный ресурс]. – 2022. – Режим доступа : https://docs.microsoft.com/ru-ru/sql/?view=sql-server-ver15.</w:t>
       </w:r>
     </w:p>
     <w:sectPr>
